--- a/03_Outputs/final scripts/es/Module 1/1.1.0-es.docx
+++ b/03_Outputs/final scripts/es/Module 1/1.1.0-es.docx
@@ -9,27 +9,27 @@
     </w:p>
     <w:p>
       <w:r>
-        <w:t xml:space="preserve">La energía es el motor invisible que impulsa nuestras sociedades — desde el agua limpia y la atención médica hasta el acceso digital y las oportunidades económicas. Pero para demasiados, ese motor aún falta. Estas brechas no son solo desafíos técnicos — son barreras para el desarrollo humano.  </w:t>
+        <w:t xml:space="preserve">La energía es el motor invisible que impulsa nuestras sociedades — desde el agua limpia y la atención médica hasta el acceso digital y las oportunidades económicas. Pero para demasiados, ese motor aún falta.  </w:t>
       </w:r>
     </w:p>
     <w:p>
       <w:r>
-        <w:t xml:space="preserve">En este capítulo, exploraremos cómo funcionan los sistemas energéticos como redes interconectadas. Seguiremos el flujo de energía desde fuentes como combustibles fósiles, energía hidroeléctrica, solar y eólica, a través de redes y tuberías, y hacia los sectores que dependen de ellas — hogares, transporte, industria y agricultura.  </w:t>
+        <w:t xml:space="preserve">En este capítulo, exploraremos cómo funcionan los sistemas energéticos como redes interconectadas, siguiendo el flujo de energía hacia los sectores que dependen de ellos: hogares, transporte, industria y agricultura.  </w:t>
       </w:r>
     </w:p>
     <w:p>
       <w:r>
-        <w:t xml:space="preserve">También presentaremos un marco crítico: el trilema energético. Equilibrar tres imperativos — seguridad, equidad y sostenibilidad. Seguridad significa suministro confiable. Equidad significa acceso asequible y universal. Y sostenibilidad implica descarbonizar la producción y el uso para cumplir con los objetivos climáticos.  </w:t>
+        <w:t xml:space="preserve">También presentaremos un marco crítico: el trilema energético. Equilibrar tres imperativos: seguridad, equidad y sostenibilidad. Seguridad significa suministro confiable. Equidad significa acceso asequible y universal que reconozca las disparidades existentes. Y sostenibilidad significa descarbonizar la producción y el uso para cumplir con los objetivos climáticos.  </w:t>
       </w:r>
     </w:p>
     <w:p>
       <w:r>
-        <w:t xml:space="preserve">El desafío es que, aunque la energía impulsa el progreso, los sistemas basados en combustibles fósiles también alimentan riesgos climáticos y presión sobre los recursos. Por eso, la transición energética no puede resolverse solo con tecnología. Las decisiones políticas, los sistemas financieros y las estructuras de gobernanza determinan quién se beneficia — y quién queda atrás.  </w:t>
+        <w:t xml:space="preserve">El desafío es que, aunque la energía impulsa el progreso, los sistemas basados en combustibles fósiles también alimentan el riesgo climático y la presión sobre los recursos. Por eso, la transición energética no puede resolverse solo con tecnología. Las decisiones políticas, los sistemas financieros y las estructuras de gobernanza determinan quién se beneficia — y quién queda atrás.  </w:t>
       </w:r>
     </w:p>
     <w:p>
       <w:r>
-        <w:t>Al final de este capítulo, entenderás por qué la energía sostenible no se trata solo de tecnologías más limpias. Se trata de una reforma sistémica — desde la inversión y regulación, hasta la innovación digital y los modelos descentralizados — todo dirigido a asegurar un futuro energético justo y resiliente para todos.</w:t>
+        <w:t>Al final de este capítulo, entenderás por qué la energía sostenible no se trata solo de tecnologías más limpias. Se trata de una reforma sistémica, desde la inversión y regulación hasta la innovación digital y los modelos descentralizados, todo con el objetivo de asegurar un futuro energético justo y resiliente para todos.</w:t>
       </w:r>
     </w:p>
     <w:sectPr>
